--- a/por/docx/53.content.docx
+++ b/por/docx/53.content.docx
@@ -15975,7 +15975,7 @@
         <w:rPr>
           <w:lang w:val="pt_PT" w:bidi="pt_PT"/>
         </w:rPr>
-        <w:t>Declaração de Conexão: Paulo encerra esta seção com uma bênção. Use uma forma que as pessoas reconheçam como uma bênção em seu idioma. Tradução alternativa: “Agora, que o nosso Senhor Jesus Cristo e Deus nosso Pai” ou “Oramos para que o nosso Senhor Jesus Cristo e Deus nosso Pai”.</w:t>
+        <w:t>Paulo encerra esta seção com uma bênção. Use uma forma que as pessoas reconheçam como uma bênção em seu idioma. Tradução alternativa: “Agora, que o nosso Senhor Jesus Cristo e Deus nosso Pai” ou “Oramos para que o nosso Senhor Jesus Cristo e Deus nosso Pai”.</w:t>
       </w:r>
     </w:p>
     <w:p>
@@ -19034,7 +19034,7 @@
         <w:rPr>
           <w:lang w:val="pt_PT" w:bidi="pt_PT"/>
         </w:rPr>
-        <w:t>Informações Gerais: nos versículos 6–15, Paulo oferece aos crentes algumas instruções finais sobre a importância de trabalhar e não ser ocioso. Um título para esta seção poderia ser: “Os crentes devem trabalhar”.</w:t>
+        <w:t>Nos versículos 6–15, Paulo oferece aos crentes algumas instruções finais sobre a importância de trabalhar e não ser ocioso. Um título para esta seção poderia ser: “Os crentes devem trabalhar”.</w:t>
       </w:r>
     </w:p>
     <w:p>
